--- a/rapports/2026-06-06/EQ19/EQ19_enq2_v2/DR_malforme_1_31201E_11/55-70-00-42.docx
+++ b/rapports/2026-06-06/EQ19/EQ19_enq2_v2/DR_malforme_1_31201E_11/55-70-00-42.docx
@@ -297,7 +297,7 @@
           <w:color w:val="1F6FEB"/>
           <w:sz w:val="22"/>
         </w:rPr>
-        <w:t>⚠ INCOHÉRENCES À CORRIGER (117)</w:t>
+        <w:t>⚠ INCOHÉRENCES À CORRIGER (110)</w:t>
       </w:r>
     </w:p>
     <w:tbl>
@@ -1295,7 +1295,7 @@
                 <w:i w:val="0"/>
                 <w:sz w:val="17"/>
               </w:rPr>
-              <w:t>Incohérence!!! seulement les écoles privées paient les frais de scolarité (y compris les frais d'inscription).</w:t>
+              <w:t>Incoherent!!! SIRA DIOUMA SYLLA n'a pas fréquenté l'école au cours de l'année scolaire 2024/2025 mais a déclaré 2025 comme dernière année à laquelle il/elle a fréquenté l'école.</w:t>
             </w:r>
           </w:p>
         </w:tc>
@@ -1354,7 +1354,7 @@
                 <w:color w:val="16A34A"/>
                 <w:sz w:val="16"/>
               </w:rPr>
-              <w:t>s01q32, s01q36, s01q38, s04q37_modif, s02q33, s02q34, s01q00b</w:t>
+              <w:t>—</w:t>
             </w:r>
           </w:p>
         </w:tc>
@@ -1385,7 +1385,7 @@
                 <w:i w:val="0"/>
                 <w:sz w:val="17"/>
               </w:rPr>
-              <w:t>Peu probable!!! Vu l'âge (15 ans) de MAMADOU SYLLA 2 ou l'année à laquelle MAMADOU SYLLA 2 a fréquenté l'école pour la dernière fois (.) le dernier diplome de MAMADOU SYLLA 2 ne peut être le Certificat d'études primaires (CEP), prière de corriger cette incohérence ou confirmer avec le QG.</w:t>
+              <w:t>Incohérent!! Le niveau d'instruction déclaré par l'un des enfants (Primaire) au niveau de la section 1 de SALIMATOU DIALLO diffère de celui donné par SALIMATOU DIALLO lui-même qui affirme ne pas avoir frequenté l'école formelle.</w:t>
             </w:r>
           </w:p>
         </w:tc>
@@ -1475,7 +1475,7 @@
                 <w:i w:val="0"/>
                 <w:sz w:val="17"/>
               </w:rPr>
-              <w:t>Incoherent!!! SIRA DIOUMA SYLLA n'a pas fréquenté l'école au cours de l'année scolaire 2024/2025 mais a déclaré 2025 comme dernière année à laquelle il/elle a fréquenté l'école.</w:t>
+              <w:t>Incohérent!! Le niveau d'instruction déclaré par l'un des enfants (Secondaire 1er cycle) au niveau de la section 1 de FODE SYLLA diffère de celui donné par FODE SYLLA lui-même qui affirme ne pas avoir frequenté l'école formelle.</w:t>
             </w:r>
           </w:p>
         </w:tc>
@@ -1534,7 +1534,7 @@
                 <w:color w:val="16A34A"/>
                 <w:sz w:val="16"/>
               </w:rPr>
-              <w:t>—</w:t>
+              <w:t>s01q32, s01q36, s01q38, s04q37_modif, s02q33, s02q34, s01q00b</w:t>
             </w:r>
           </w:p>
         </w:tc>
@@ -1565,7 +1565,7 @@
                 <w:i w:val="0"/>
                 <w:sz w:val="17"/>
               </w:rPr>
-              <w:t>Incohérent!! Le niveau d'instruction déclaré par l'un des enfants (Primaire) au niveau de la section 1 de SALIMATOU DIALLO diffère de celui donné par SALIMATOU DIALLO lui-même qui affirme ne pas avoir frequenté l'école formelle.</w:t>
+              <w:t>Peu probable!!! Vu l'âge (15 ans) de MAMADOU SYLLA 2 ou l'année à laquelle MAMADOU SYLLA 2 a fréquenté l'école pour la dernière fois (.) le dernier diplome de MAMADOU SYLLA 2 ne peut être le Certificat d'études primaires (CEP), prière de corriger cette incohérence ou confirmer avec le QG.</w:t>
             </w:r>
           </w:p>
         </w:tc>
@@ -1624,7 +1624,7 @@
                 <w:color w:val="16A34A"/>
                 <w:sz w:val="16"/>
               </w:rPr>
-              <w:t>—</w:t>
+              <w:t>s01q32, s01q36, s01q38, s04q37_modif, s02q33, s02q34, s01q00b</w:t>
             </w:r>
           </w:p>
         </w:tc>
@@ -1655,7 +1655,7 @@
                 <w:i w:val="0"/>
                 <w:sz w:val="17"/>
               </w:rPr>
-              <w:t>Incohérent!! Le niveau d'instruction déclaré par l'un des enfants (Secondaire 1er cycle) au niveau de la section 1 de FODE SYLLA diffère de celui donné par FODE SYLLA lui-même qui affirme ne pas avoir frequenté l'école formelle.</w:t>
+              <w:t>Peu probable!!! Vu l'âge (25 ans) de DAOUDA SYLLA ou l'année à laquelle DAOUDA SYLLA a fréquenté l'école pour la dernière fois (2015) le dernier diplome de DAOUDA SYLLA ne peut être le Certificat d'études primaires (CEP), prière de corriger cette incohérence ou confirmer avec le QG.</w:t>
             </w:r>
           </w:p>
         </w:tc>
@@ -1688,7 +1688,7 @@
                 <w:i w:val="0"/>
                 <w:sz w:val="16"/>
               </w:rPr>
-              <w:t>S02</w:t>
+              <w:t>S03</w:t>
               <w:br/>
             </w:r>
             <w:r>
@@ -1698,7 +1698,7 @@
                 <w:color w:val="64748B"/>
                 <w:sz w:val="14"/>
               </w:rPr>
-              <w:t>Éducation</w:t>
+              <w:t>Santé</w:t>
             </w:r>
           </w:p>
         </w:tc>
@@ -1714,7 +1714,7 @@
                 <w:color w:val="16A34A"/>
                 <w:sz w:val="16"/>
               </w:rPr>
-              <w:t>s01q32, s01q36, s01q38, s04q37_modif, s02q33, s02q34, s01q00b</w:t>
+              <w:t>—</w:t>
             </w:r>
           </w:p>
         </w:tc>
@@ -1745,7 +1745,7 @@
                 <w:i w:val="0"/>
                 <w:sz w:val="17"/>
               </w:rPr>
-              <w:t>Peu probable!!! Vu l'âge (25 ans) de DAOUDA SYLLA ou l'année à laquelle DAOUDA SYLLA a fréquenté l'école pour la dernière fois (2015) le dernier diplome de DAOUDA SYLLA ne peut être le Certificat d'études primaires (CEP), prière de corriger cette incohérence ou confirmer avec le QG.</w:t>
+              <w:t>Incohérent !!! SIRA DIOUMA SYLLA s'est consulté la première fois pour cette maladie (Autre) chez un médecin généraliste et vous dites que  SIRA DIOUMA SYLLA n'est pas concerné par le montant des frais de consultation d'un médecin généraliste (3.14=9999).</w:t>
             </w:r>
           </w:p>
         </w:tc>
@@ -1835,7 +1835,7 @@
                 <w:i w:val="0"/>
                 <w:sz w:val="17"/>
               </w:rPr>
-              <w:t>Incohérent !!! SIRA DIOUMA SYLLA s'est consulté la première fois pour cette maladie (Autre) chez un médecin généraliste et vous dites que  SIRA DIOUMA SYLLA n'est pas concerné par le montant des frais de consultation d'un médecin généraliste (3.14=9999).</w:t>
+              <w:t>Prière de verifier cette incohérence auprès de l'enquêté ou confirmer.</w:t>
             </w:r>
           </w:p>
         </w:tc>
@@ -1868,7 +1868,7 @@
                 <w:i w:val="0"/>
                 <w:sz w:val="16"/>
               </w:rPr>
-              <w:t>S03</w:t>
+              <w:t>S04</w:t>
               <w:br/>
             </w:r>
             <w:r>
@@ -1878,7 +1878,7 @@
                 <w:color w:val="64748B"/>
                 <w:sz w:val="14"/>
               </w:rPr>
-              <w:t>Santé</w:t>
+              <w:t>Emploi</w:t>
             </w:r>
           </w:p>
         </w:tc>
@@ -1894,7 +1894,7 @@
                 <w:color w:val="16A34A"/>
                 <w:sz w:val="16"/>
               </w:rPr>
-              <w:t>—</w:t>
+              <w:t>s04q66</w:t>
             </w:r>
           </w:p>
         </w:tc>
@@ -1925,7 +1925,7 @@
                 <w:i w:val="0"/>
                 <w:sz w:val="17"/>
               </w:rPr>
-              <w:t>Prière de verifier cette incohérence auprès de l'enquêté ou confirmer.</w:t>
+              <w:t>Incoherence! FODE SYLLA est un agriculteur dans un milieu rural donc il travaille principalement  pour son propre compte ou contribue à une entreprise familiale, prière de regarder la question s04q66.</w:t>
             </w:r>
           </w:p>
         </w:tc>
@@ -2015,7 +2015,7 @@
                 <w:i w:val="0"/>
                 <w:sz w:val="17"/>
               </w:rPr>
-              <w:t>Incoherence! FODE SYLLA est un agriculteur dans un milieu rural donc il travaille principalement  pour son propre compte ou contribue à une entreprise familiale, prière de regarder la question s04q66.</w:t>
+              <w:t>Incohérence! FODE SYLLA  evolue dans l'agriculture mais est  considéré comme salarié ou stagiaire/apprenti non renuméré, prière de revoir la question s04q66 et corriger.</w:t>
             </w:r>
           </w:p>
         </w:tc>
@@ -2048,7 +2048,7 @@
                 <w:i w:val="0"/>
                 <w:sz w:val="16"/>
               </w:rPr>
-              <w:t>S04</w:t>
+              <w:t>S11</w:t>
               <w:br/>
             </w:r>
             <w:r>
@@ -2058,7 +2058,7 @@
                 <w:color w:val="64748B"/>
                 <w:sz w:val="14"/>
               </w:rPr>
-              <w:t>Emploi</w:t>
+              <w:t>Logement / cadre de vie</w:t>
             </w:r>
           </w:p>
         </w:tc>
@@ -2074,7 +2074,7 @@
                 <w:color w:val="16A34A"/>
                 <w:sz w:val="16"/>
               </w:rPr>
-              <w:t>s04q66</w:t>
+              <w:t>—</w:t>
             </w:r>
           </w:p>
         </w:tc>
@@ -2105,7 +2105,7 @@
                 <w:i w:val="0"/>
                 <w:sz w:val="17"/>
               </w:rPr>
-              <w:t>Incohérence! FODE SYLLA  evolue dans l'agriculture mais est  considéré comme salarié ou stagiaire/apprenti non renuméré, prière de revoir la question s04q66 et corriger.</w:t>
+              <w:t>Incoherence!! Le ménage a depensé .</w:t>
             </w:r>
           </w:p>
         </w:tc>
@@ -2164,7 +2164,7 @@
                 <w:color w:val="16A34A"/>
                 <w:sz w:val="16"/>
               </w:rPr>
-              <w:t>—</w:t>
+              <w:t>s01q29, s01q31, s04q24, s00q04, s11q21, s09fq03, s09fq011</w:t>
             </w:r>
           </w:p>
         </w:tc>
@@ -2195,7 +2195,7 @@
                 <w:i w:val="0"/>
                 <w:sz w:val="17"/>
               </w:rPr>
-              <w:t>Incoherence!! Le ménage a depensé .</w:t>
+              <w:t>FCFA dans Frais de connexion au réseau de distribution d'eau mais dit ne pas être connecté à un réseau d'eau courante, prière de corriger cette incoherence</w:t>
             </w:r>
           </w:p>
         </w:tc>
@@ -2228,7 +2228,7 @@
                 <w:i w:val="0"/>
                 <w:sz w:val="16"/>
               </w:rPr>
-              <w:t>S11</w:t>
+              <w:t>S12</w:t>
               <w:br/>
             </w:r>
             <w:r>
@@ -2238,7 +2238,7 @@
                 <w:color w:val="64748B"/>
                 <w:sz w:val="14"/>
               </w:rPr>
-              <w:t>Logement / cadre de vie</w:t>
+              <w:t>Avoirs / biens durables</w:t>
             </w:r>
           </w:p>
         </w:tc>
@@ -2254,7 +2254,7 @@
                 <w:color w:val="16A34A"/>
                 <w:sz w:val="16"/>
               </w:rPr>
-              <w:t>s01q29, s01q31, s04q24, s00q04, s11q21, s09fq03, s09fq011</w:t>
+              <w:t>s00q08, s01q28, s01q29, s01q30, s02q01__2, s02q02__2, s03q20, s04q22</w:t>
             </w:r>
           </w:p>
         </w:tc>
@@ -2285,7 +2285,7 @@
                 <w:i w:val="0"/>
                 <w:sz w:val="17"/>
               </w:rPr>
-              <w:t>FCFA dans Frais de connexion au réseau de distribution d'eau mais dit ne pas être connecté à un réseau d'eau courante, prière de corriger cette incoherence</w:t>
+              <w:t>Le prix d'achat de l'article  Fer à repasser à charbon est nul (achété à 0fcfa) mais le prix de revente est different de 0 impossible, prière de verifier et corriger.</w:t>
             </w:r>
           </w:p>
         </w:tc>
@@ -2300,10 +2300,10 @@
               <w:rPr>
                 <w:b/>
                 <w:i w:val="0"/>
-                <w:color w:val="DC2626"/>
-                <w:sz w:val="16"/>
-              </w:rPr>
-              <w:t>Haute</w:t>
+                <w:color w:val="EA580C"/>
+                <w:sz w:val="16"/>
+              </w:rPr>
+              <w:t>Moyenne</w:t>
             </w:r>
           </w:p>
         </w:tc>
@@ -2318,7 +2318,7 @@
                 <w:i w:val="0"/>
                 <w:sz w:val="16"/>
               </w:rPr>
-              <w:t>S12</w:t>
+              <w:t>S00</w:t>
               <w:br/>
             </w:r>
             <w:r>
@@ -2328,7 +2328,7 @@
                 <w:color w:val="64748B"/>
                 <w:sz w:val="14"/>
               </w:rPr>
-              <w:t>Avoirs / biens durables</w:t>
+              <w:t>Identification</w:t>
             </w:r>
           </w:p>
         </w:tc>
@@ -2344,7 +2344,7 @@
                 <w:color w:val="16A34A"/>
                 <w:sz w:val="16"/>
               </w:rPr>
-              <w:t>s00q08, s01q28, s01q29, s01q30, s02q01__2, s02q02__2, s03q20, s04q22</w:t>
+              <w:t>s00q07a, s00q08, s00q10, s00q13_0, s00q15_0, s00q17_0, s00q23a, s00q23b</w:t>
             </w:r>
           </w:p>
         </w:tc>
@@ -2375,7 +2375,7 @@
                 <w:i w:val="0"/>
                 <w:sz w:val="17"/>
               </w:rPr>
-              <w:t>Le prix d'achat de l'article  Fer à repasser à charbon est nul (achété à 0fcfa) mais le prix de revente est different de 0 impossible, prière de verifier et corriger.</w:t>
+              <w:t>Prière de renseigner toutes les informations du ménage dans la section 0 avant d'entamer les autres informations.</w:t>
             </w:r>
           </w:p>
         </w:tc>
@@ -2434,7 +2434,7 @@
                 <w:color w:val="16A34A"/>
                 <w:sz w:val="16"/>
               </w:rPr>
-              <w:t>s00q07a, s00q08, s00q10, s00q13_0, s00q15_0, s00q17_0, s00q23a, s00q23b</w:t>
+              <w:t>—</w:t>
             </w:r>
           </w:p>
         </w:tc>
@@ -2465,7 +2465,7 @@
                 <w:i w:val="0"/>
                 <w:sz w:val="17"/>
               </w:rPr>
-              <w:t>Prière de renseigner toutes les informations du ménage dans la section 0 avant d'entamer les autres informations.</w:t>
+              <w:t>L'adresse ou la localisation du ménage doit être bien renseignée, ne doit pas contenir des numéros de téléphone et elle semble courte pour être une adresse.</w:t>
             </w:r>
           </w:p>
         </w:tc>
@@ -2555,7 +2555,7 @@
                 <w:i w:val="0"/>
                 <w:sz w:val="17"/>
               </w:rPr>
-              <w:t>L'adresse ou la localisation du ménage doit être bien renseignée, ne doit pas contenir des numéros de téléphone et elle semble courte pour être une adresse.</w:t>
+              <w:t>Prière de renseigner la bonne adresse.Attention! Il manque des informations non renseignées dans la section 0, prière de regarder toutes les autres informations dans l'identification du ménage (IDENTIFICATION ET RENSEIGNEMENTS DE CONTROLE) ou dans OBSERVATIONS pour pouvoir renseigné toutes les questions liées au ménage.</w:t>
             </w:r>
           </w:p>
         </w:tc>
@@ -2588,7 +2588,7 @@
                 <w:i w:val="0"/>
                 <w:sz w:val="16"/>
               </w:rPr>
-              <w:t>S00</w:t>
+              <w:t>S01</w:t>
               <w:br/>
             </w:r>
             <w:r>
@@ -2598,7 +2598,7 @@
                 <w:color w:val="64748B"/>
                 <w:sz w:val="14"/>
               </w:rPr>
-              <w:t>Identification</w:t>
+              <w:t>Démographie</w:t>
             </w:r>
           </w:p>
         </w:tc>
@@ -2614,7 +2614,7 @@
                 <w:color w:val="16A34A"/>
                 <w:sz w:val="16"/>
               </w:rPr>
-              <w:t>—</w:t>
+              <w:t>s01q00</w:t>
             </w:r>
           </w:p>
         </w:tc>
@@ -2645,7 +2645,7 @@
                 <w:i w:val="0"/>
                 <w:sz w:val="17"/>
               </w:rPr>
-              <w:t>Prière de renseigner la bonne adresse.Attention! Il manque des informations non renseignées dans la section 0, prière de regarder toutes les autres informations dans l'identification du ménage (IDENTIFICATION ET RENSEIGNEMENTS DE CONTROLE) ou dans OBSERVATIONS pour pouvoir renseigné toutes les questions liées au ménage.</w:t>
+              <w:t>Attention ! Vous avez déclaré en s01q00 que le répondant est la personne elle-même, or FATOUMATA SYLLA est trop jeune (2 ans) pour fournir des informations correctes.</w:t>
             </w:r>
           </w:p>
         </w:tc>
@@ -2704,7 +2704,7 @@
                 <w:color w:val="16A34A"/>
                 <w:sz w:val="16"/>
               </w:rPr>
-              <w:t>s01q00</w:t>
+              <w:t>—</w:t>
             </w:r>
           </w:p>
         </w:tc>
@@ -2735,7 +2735,7 @@
                 <w:i w:val="0"/>
                 <w:sz w:val="17"/>
               </w:rPr>
-              <w:t>Attention ! Vous avez déclaré en s01q00 que le répondant est la personne elle-même, or FATOUMATA SYLLA est trop jeune (2 ans) pour fournir des informations correctes.</w:t>
+              <w:t>Prière de refaire la section 1 pour FATOUMATA SYLLA en demandant à un adulte de répondre aux questions à sa place.</w:t>
             </w:r>
           </w:p>
         </w:tc>
@@ -2825,7 +2825,7 @@
                 <w:i w:val="0"/>
                 <w:sz w:val="17"/>
               </w:rPr>
-              <w:t>Prière de refaire la section 1 pour FATOUMATA SYLLA en demandant à un adulte de répondre aux questions à sa place.</w:t>
+              <w:t>Prière de verifier l'information donnée par FATOUMATA SYLLA ou corriger au niveau de la section 1.</w:t>
             </w:r>
           </w:p>
         </w:tc>
@@ -2915,7 +2915,7 @@
                 <w:i w:val="0"/>
                 <w:sz w:val="17"/>
               </w:rPr>
-              <w:t>Prière de verifier l'information donnée par FATOUMATA SYLLA ou corriger au niveau de la section 1.</w:t>
+              <w:t>Dans le cas contraire rassurez vous que c'est bien son fils/fille biologique.</w:t>
             </w:r>
           </w:p>
         </w:tc>
@@ -3005,7 +3005,7 @@
                 <w:i w:val="0"/>
                 <w:sz w:val="17"/>
               </w:rPr>
-              <w:t>Dans le cas contraire rassurez vous que c'est bien son fils/fille biologique.</w:t>
+              <w:t>Prière de verifier l'information donnée par AISSATOU SYLLA ou corriger au niveau de la section 1.</w:t>
             </w:r>
           </w:p>
         </w:tc>
@@ -3095,637 +3095,7 @@
                 <w:i w:val="0"/>
                 <w:sz w:val="17"/>
               </w:rPr>
-              <w:t>Prière de verifier l'information donnée par AISSATOU SYLLA ou corriger au niveau de la section 1.</w:t>
-            </w:r>
-          </w:p>
-        </w:tc>
-      </w:tr>
-      <w:tr>
-        <w:tc>
-          <w:tcPr>
-            <w:tcW w:type="dxa" w:w="964"/>
-          </w:tcPr>
-          <w:p>
-            <w:r>
-              <w:rPr>
-                <w:b/>
-                <w:i w:val="0"/>
-                <w:color w:val="EA580C"/>
-                <w:sz w:val="16"/>
-              </w:rPr>
-              <w:t>Moyenne</w:t>
-            </w:r>
-          </w:p>
-        </w:tc>
-        <w:tc>
-          <w:tcPr>
-            <w:tcW w:type="dxa" w:w="1247"/>
-          </w:tcPr>
-          <w:p>
-            <w:r>
-              <w:rPr>
-                <w:b/>
-                <w:i w:val="0"/>
-                <w:sz w:val="16"/>
-              </w:rPr>
-              <w:t>S01</w:t>
-              <w:br/>
-            </w:r>
-            <w:r>
-              <w:rPr>
-                <w:b w:val="0"/>
-                <w:i w:val="0"/>
-                <w:color w:val="64748B"/>
-                <w:sz w:val="14"/>
-              </w:rPr>
-              <w:t>Démographie</w:t>
-            </w:r>
-          </w:p>
-        </w:tc>
-        <w:tc>
-          <w:tcPr>
-            <w:tcW w:type="dxa" w:w="1531"/>
-          </w:tcPr>
-          <w:p>
-            <w:r>
-              <w:rPr>
-                <w:b/>
-                <w:i w:val="0"/>
-                <w:color w:val="16A34A"/>
-                <w:sz w:val="16"/>
-              </w:rPr>
-              <w:t>—</w:t>
-            </w:r>
-          </w:p>
-        </w:tc>
-        <w:tc>
-          <w:tcPr>
-            <w:tcW w:type="dxa" w:w="1191"/>
-          </w:tcPr>
-          <w:p>
-            <w:r>
-              <w:rPr>
-                <w:b w:val="0"/>
-                <w:i w:val="0"/>
-                <w:color w:val="64748B"/>
-                <w:sz w:val="16"/>
-              </w:rPr>
-              <w:t>GT-CQ</w:t>
-            </w:r>
-          </w:p>
-        </w:tc>
-        <w:tc>
-          <w:tcPr>
-            <w:tcW w:type="dxa" w:w="4706"/>
-          </w:tcPr>
-          <w:p>
-            <w:r>
-              <w:rPr>
-                <w:b w:val="0"/>
-                <w:i w:val="0"/>
-                <w:sz w:val="17"/>
-              </w:rPr>
               <w:t>Prière de verifier l'information donnée par MARIAMA SYLLA ou corriger au niveau de la section 1.</w:t>
-            </w:r>
-          </w:p>
-        </w:tc>
-      </w:tr>
-      <w:tr>
-        <w:tc>
-          <w:tcPr>
-            <w:tcW w:type="dxa" w:w="964"/>
-          </w:tcPr>
-          <w:p>
-            <w:r>
-              <w:rPr>
-                <w:b/>
-                <w:i w:val="0"/>
-                <w:color w:val="EA580C"/>
-                <w:sz w:val="16"/>
-              </w:rPr>
-              <w:t>Moyenne</w:t>
-            </w:r>
-          </w:p>
-        </w:tc>
-        <w:tc>
-          <w:tcPr>
-            <w:tcW w:type="dxa" w:w="1247"/>
-          </w:tcPr>
-          <w:p>
-            <w:r>
-              <w:rPr>
-                <w:b/>
-                <w:i w:val="0"/>
-                <w:sz w:val="16"/>
-              </w:rPr>
-              <w:t>S01</w:t>
-              <w:br/>
-            </w:r>
-            <w:r>
-              <w:rPr>
-                <w:b w:val="0"/>
-                <w:i w:val="0"/>
-                <w:color w:val="64748B"/>
-                <w:sz w:val="14"/>
-              </w:rPr>
-              <w:t>Démographie</w:t>
-            </w:r>
-          </w:p>
-        </w:tc>
-        <w:tc>
-          <w:tcPr>
-            <w:tcW w:type="dxa" w:w="1531"/>
-          </w:tcPr>
-          <w:p>
-            <w:r>
-              <w:rPr>
-                <w:b/>
-                <w:i w:val="0"/>
-                <w:color w:val="16A34A"/>
-                <w:sz w:val="16"/>
-              </w:rPr>
-              <w:t>s00q27, s01q03a, s01q03b, s01q03c, s01q00b</w:t>
-            </w:r>
-          </w:p>
-        </w:tc>
-        <w:tc>
-          <w:tcPr>
-            <w:tcW w:type="dxa" w:w="1191"/>
-          </w:tcPr>
-          <w:p>
-            <w:r>
-              <w:rPr>
-                <w:b w:val="0"/>
-                <w:i w:val="0"/>
-                <w:color w:val="64748B"/>
-                <w:sz w:val="16"/>
-              </w:rPr>
-              <w:t>GT-CQ</w:t>
-            </w:r>
-          </w:p>
-        </w:tc>
-        <w:tc>
-          <w:tcPr>
-            <w:tcW w:type="dxa" w:w="4706"/>
-          </w:tcPr>
-          <w:p>
-            <w:r>
-              <w:rPr>
-                <w:b w:val="0"/>
-                <w:i w:val="0"/>
-                <w:sz w:val="17"/>
-              </w:rPr>
-              <w:t>Les informations sur l'acte de naissance (ni Jours, ni mois et ni années) de  HAWKA SYLLA  manquent, s'il vous plait pouvez-vous fournir d'effort pour avoir ces informations.</w:t>
-            </w:r>
-          </w:p>
-        </w:tc>
-      </w:tr>
-      <w:tr>
-        <w:tc>
-          <w:tcPr>
-            <w:tcW w:type="dxa" w:w="964"/>
-          </w:tcPr>
-          <w:p>
-            <w:r>
-              <w:rPr>
-                <w:b/>
-                <w:i w:val="0"/>
-                <w:color w:val="EA580C"/>
-                <w:sz w:val="16"/>
-              </w:rPr>
-              <w:t>Moyenne</w:t>
-            </w:r>
-          </w:p>
-        </w:tc>
-        <w:tc>
-          <w:tcPr>
-            <w:tcW w:type="dxa" w:w="1247"/>
-          </w:tcPr>
-          <w:p>
-            <w:r>
-              <w:rPr>
-                <w:b/>
-                <w:i w:val="0"/>
-                <w:sz w:val="16"/>
-              </w:rPr>
-              <w:t>S02</w:t>
-              <w:br/>
-            </w:r>
-            <w:r>
-              <w:rPr>
-                <w:b w:val="0"/>
-                <w:i w:val="0"/>
-                <w:color w:val="64748B"/>
-                <w:sz w:val="14"/>
-              </w:rPr>
-              <w:t>Éducation</w:t>
-            </w:r>
-          </w:p>
-        </w:tc>
-        <w:tc>
-          <w:tcPr>
-            <w:tcW w:type="dxa" w:w="1531"/>
-          </w:tcPr>
-          <w:p>
-            <w:r>
-              <w:rPr>
-                <w:b/>
-                <w:i w:val="0"/>
-                <w:color w:val="16A34A"/>
-                <w:sz w:val="16"/>
-              </w:rPr>
-              <w:t>—</w:t>
-            </w:r>
-          </w:p>
-        </w:tc>
-        <w:tc>
-          <w:tcPr>
-            <w:tcW w:type="dxa" w:w="1191"/>
-          </w:tcPr>
-          <w:p>
-            <w:r>
-              <w:rPr>
-                <w:b w:val="0"/>
-                <w:i w:val="0"/>
-                <w:color w:val="64748B"/>
-                <w:sz w:val="16"/>
-              </w:rPr>
-              <w:t>GT-CQ</w:t>
-            </w:r>
-          </w:p>
-        </w:tc>
-        <w:tc>
-          <w:tcPr>
-            <w:tcW w:type="dxa" w:w="4706"/>
-          </w:tcPr>
-          <w:p>
-            <w:r>
-              <w:rPr>
-                <w:b w:val="0"/>
-                <w:i w:val="0"/>
-                <w:sz w:val="17"/>
-              </w:rPr>
-              <w:t>veuillez, s'il vous plait, confirmer les frais de scolarité ( 250 FCFA) payée de HAWKA SYLLA avec le QG ou apporter les corrections nécessaires.</w:t>
-            </w:r>
-          </w:p>
-        </w:tc>
-      </w:tr>
-      <w:tr>
-        <w:tc>
-          <w:tcPr>
-            <w:tcW w:type="dxa" w:w="964"/>
-          </w:tcPr>
-          <w:p>
-            <w:r>
-              <w:rPr>
-                <w:b/>
-                <w:i w:val="0"/>
-                <w:color w:val="EA580C"/>
-                <w:sz w:val="16"/>
-              </w:rPr>
-              <w:t>Moyenne</w:t>
-            </w:r>
-          </w:p>
-        </w:tc>
-        <w:tc>
-          <w:tcPr>
-            <w:tcW w:type="dxa" w:w="1247"/>
-          </w:tcPr>
-          <w:p>
-            <w:r>
-              <w:rPr>
-                <w:b/>
-                <w:i w:val="0"/>
-                <w:sz w:val="16"/>
-              </w:rPr>
-              <w:t>S02</w:t>
-              <w:br/>
-            </w:r>
-            <w:r>
-              <w:rPr>
-                <w:b w:val="0"/>
-                <w:i w:val="0"/>
-                <w:color w:val="64748B"/>
-                <w:sz w:val="14"/>
-              </w:rPr>
-              <w:t>Éducation</w:t>
-            </w:r>
-          </w:p>
-        </w:tc>
-        <w:tc>
-          <w:tcPr>
-            <w:tcW w:type="dxa" w:w="1531"/>
-          </w:tcPr>
-          <w:p>
-            <w:r>
-              <w:rPr>
-                <w:b/>
-                <w:i w:val="0"/>
-                <w:color w:val="16A34A"/>
-                <w:sz w:val="16"/>
-              </w:rPr>
-              <w:t>—</w:t>
-            </w:r>
-          </w:p>
-        </w:tc>
-        <w:tc>
-          <w:tcPr>
-            <w:tcW w:type="dxa" w:w="1191"/>
-          </w:tcPr>
-          <w:p>
-            <w:r>
-              <w:rPr>
-                <w:b w:val="0"/>
-                <w:i w:val="0"/>
-                <w:color w:val="64748B"/>
-                <w:sz w:val="16"/>
-              </w:rPr>
-              <w:t>GT-CQ</w:t>
-            </w:r>
-          </w:p>
-        </w:tc>
-        <w:tc>
-          <w:tcPr>
-            <w:tcW w:type="dxa" w:w="4706"/>
-          </w:tcPr>
-          <w:p>
-            <w:r>
-              <w:rPr>
-                <w:b w:val="0"/>
-                <w:i w:val="0"/>
-                <w:sz w:val="17"/>
-              </w:rPr>
-              <w:t>veuillez, s'il vous plait, confirmer les frais de scolarité ( 250 FCFA) payée de MAMADOU SYLLA1 avec le QG ou apporter les corrections nécessaires.</w:t>
-            </w:r>
-          </w:p>
-        </w:tc>
-      </w:tr>
-      <w:tr>
-        <w:tc>
-          <w:tcPr>
-            <w:tcW w:type="dxa" w:w="964"/>
-          </w:tcPr>
-          <w:p>
-            <w:r>
-              <w:rPr>
-                <w:b/>
-                <w:i w:val="0"/>
-                <w:color w:val="EA580C"/>
-                <w:sz w:val="16"/>
-              </w:rPr>
-              <w:t>Moyenne</w:t>
-            </w:r>
-          </w:p>
-        </w:tc>
-        <w:tc>
-          <w:tcPr>
-            <w:tcW w:type="dxa" w:w="1247"/>
-          </w:tcPr>
-          <w:p>
-            <w:r>
-              <w:rPr>
-                <w:b/>
-                <w:i w:val="0"/>
-                <w:sz w:val="16"/>
-              </w:rPr>
-              <w:t>S02</w:t>
-              <w:br/>
-            </w:r>
-            <w:r>
-              <w:rPr>
-                <w:b w:val="0"/>
-                <w:i w:val="0"/>
-                <w:color w:val="64748B"/>
-                <w:sz w:val="14"/>
-              </w:rPr>
-              <w:t>Éducation</w:t>
-            </w:r>
-          </w:p>
-        </w:tc>
-        <w:tc>
-          <w:tcPr>
-            <w:tcW w:type="dxa" w:w="1531"/>
-          </w:tcPr>
-          <w:p>
-            <w:r>
-              <w:rPr>
-                <w:b/>
-                <w:i w:val="0"/>
-                <w:color w:val="16A34A"/>
-                <w:sz w:val="16"/>
-              </w:rPr>
-              <w:t>—</w:t>
-            </w:r>
-          </w:p>
-        </w:tc>
-        <w:tc>
-          <w:tcPr>
-            <w:tcW w:type="dxa" w:w="1191"/>
-          </w:tcPr>
-          <w:p>
-            <w:r>
-              <w:rPr>
-                <w:b w:val="0"/>
-                <w:i w:val="0"/>
-                <w:color w:val="64748B"/>
-                <w:sz w:val="16"/>
-              </w:rPr>
-              <w:t>GT-CQ</w:t>
-            </w:r>
-          </w:p>
-        </w:tc>
-        <w:tc>
-          <w:tcPr>
-            <w:tcW w:type="dxa" w:w="4706"/>
-          </w:tcPr>
-          <w:p>
-            <w:r>
-              <w:rPr>
-                <w:b w:val="0"/>
-                <w:i w:val="0"/>
-                <w:sz w:val="17"/>
-              </w:rPr>
-              <w:t>veuillez, s'il vous plait, confirmer les frais de scolarité ( 5000 FCFA) payée de AISSATOU SYLLA avec le QG ou apporter les corrections nécessaires.</w:t>
-            </w:r>
-          </w:p>
-        </w:tc>
-      </w:tr>
-      <w:tr>
-        <w:tc>
-          <w:tcPr>
-            <w:tcW w:type="dxa" w:w="964"/>
-          </w:tcPr>
-          <w:p>
-            <w:r>
-              <w:rPr>
-                <w:b/>
-                <w:i w:val="0"/>
-                <w:color w:val="EA580C"/>
-                <w:sz w:val="16"/>
-              </w:rPr>
-              <w:t>Moyenne</w:t>
-            </w:r>
-          </w:p>
-        </w:tc>
-        <w:tc>
-          <w:tcPr>
-            <w:tcW w:type="dxa" w:w="1247"/>
-          </w:tcPr>
-          <w:p>
-            <w:r>
-              <w:rPr>
-                <w:b/>
-                <w:i w:val="0"/>
-                <w:sz w:val="16"/>
-              </w:rPr>
-              <w:t>S02</w:t>
-              <w:br/>
-            </w:r>
-            <w:r>
-              <w:rPr>
-                <w:b w:val="0"/>
-                <w:i w:val="0"/>
-                <w:color w:val="64748B"/>
-                <w:sz w:val="14"/>
-              </w:rPr>
-              <w:t>Éducation</w:t>
-            </w:r>
-          </w:p>
-        </w:tc>
-        <w:tc>
-          <w:tcPr>
-            <w:tcW w:type="dxa" w:w="1531"/>
-          </w:tcPr>
-          <w:p>
-            <w:r>
-              <w:rPr>
-                <w:b/>
-                <w:i w:val="0"/>
-                <w:color w:val="16A34A"/>
-                <w:sz w:val="16"/>
-              </w:rPr>
-              <w:t>—</w:t>
-            </w:r>
-          </w:p>
-        </w:tc>
-        <w:tc>
-          <w:tcPr>
-            <w:tcW w:type="dxa" w:w="1191"/>
-          </w:tcPr>
-          <w:p>
-            <w:r>
-              <w:rPr>
-                <w:b w:val="0"/>
-                <w:i w:val="0"/>
-                <w:color w:val="64748B"/>
-                <w:sz w:val="16"/>
-              </w:rPr>
-              <w:t>GT-CQ</w:t>
-            </w:r>
-          </w:p>
-        </w:tc>
-        <w:tc>
-          <w:tcPr>
-            <w:tcW w:type="dxa" w:w="4706"/>
-          </w:tcPr>
-          <w:p>
-            <w:r>
-              <w:rPr>
-                <w:b w:val="0"/>
-                <w:i w:val="0"/>
-                <w:sz w:val="17"/>
-              </w:rPr>
-              <w:t>veuillez, s'il vous plait, confirmer les frais de scolarité ( 5500 FCFA) payée de MAMADOU SYLLA 2 avec le QG ou apporter les corrections nécessaires.</w:t>
-            </w:r>
-          </w:p>
-        </w:tc>
-      </w:tr>
-      <w:tr>
-        <w:tc>
-          <w:tcPr>
-            <w:tcW w:type="dxa" w:w="964"/>
-          </w:tcPr>
-          <w:p>
-            <w:r>
-              <w:rPr>
-                <w:b/>
-                <w:i w:val="0"/>
-                <w:color w:val="EA580C"/>
-                <w:sz w:val="16"/>
-              </w:rPr>
-              <w:t>Moyenne</w:t>
-            </w:r>
-          </w:p>
-        </w:tc>
-        <w:tc>
-          <w:tcPr>
-            <w:tcW w:type="dxa" w:w="1247"/>
-          </w:tcPr>
-          <w:p>
-            <w:r>
-              <w:rPr>
-                <w:b/>
-                <w:i w:val="0"/>
-                <w:sz w:val="16"/>
-              </w:rPr>
-              <w:t>S02</w:t>
-              <w:br/>
-            </w:r>
-            <w:r>
-              <w:rPr>
-                <w:b w:val="0"/>
-                <w:i w:val="0"/>
-                <w:color w:val="64748B"/>
-                <w:sz w:val="14"/>
-              </w:rPr>
-              <w:t>Éducation</w:t>
-            </w:r>
-          </w:p>
-        </w:tc>
-        <w:tc>
-          <w:tcPr>
-            <w:tcW w:type="dxa" w:w="1531"/>
-          </w:tcPr>
-          <w:p>
-            <w:r>
-              <w:rPr>
-                <w:b/>
-                <w:i w:val="0"/>
-                <w:color w:val="16A34A"/>
-                <w:sz w:val="16"/>
-              </w:rPr>
-              <w:t>—</w:t>
-            </w:r>
-          </w:p>
-        </w:tc>
-        <w:tc>
-          <w:tcPr>
-            <w:tcW w:type="dxa" w:w="1191"/>
-          </w:tcPr>
-          <w:p>
-            <w:r>
-              <w:rPr>
-                <w:b w:val="0"/>
-                <w:i w:val="0"/>
-                <w:color w:val="64748B"/>
-                <w:sz w:val="16"/>
-              </w:rPr>
-              <w:t>GT-CQ</w:t>
-            </w:r>
-          </w:p>
-        </w:tc>
-        <w:tc>
-          <w:tcPr>
-            <w:tcW w:type="dxa" w:w="4706"/>
-          </w:tcPr>
-          <w:p>
-            <w:r>
-              <w:rPr>
-                <w:b w:val="0"/>
-                <w:i w:val="0"/>
-                <w:sz w:val="17"/>
-              </w:rPr>
-              <w:t>veuillez, s'il vous plait, confirmer les frais de scolarité ( 250 FCFA) payée de YOUSSOUPH MANGA SYLLA avec le QG ou apporter les corrections nécessaires.</w:t>
             </w:r>
           </w:p>
         </w:tc>
